--- a/ind/docx/004.content.docx
+++ b/ind/docx/004.content.docx
@@ -150,26 +150,6 @@
           <w:lang w:val="id_ID" w:bidi="id_ID"/>
         </w:rPr>
         <w:t>L</w:t>
-      </w:r>
-      <w:r>
-        <w:rPr>
-          <w:lang w:val="id_ID" w:bidi="id_ID"/>
-        </w:rPr>
-      </w:r>
-    </w:p>
-    <w:p>
-      <w:pPr/>
-      <w:r>
-        <w:rPr>
-          <w:lang w:val="id_ID" w:bidi="id_ID"/>
-        </w:rPr>
-      </w:r>
-      <w:r>
-        <w:rPr>
-          <w:i/>
-          <w:lang w:val="id_ID" w:bidi="id_ID"/>
-        </w:rPr>
-        <w:t>Literatur Apokaliptik</w:t>
       </w:r>
       <w:r>
         <w:rPr>

--- a/ind/docx/004.content.docx
+++ b/ind/docx/004.content.docx
@@ -19,7 +19,7 @@
         <w:rPr>
           <w:lang w:val="id_ID" w:bidi="id_ID"/>
         </w:rPr>
-        <w:t>Resource: Study Notes - Themes (Tyndale)</w:t>
+        <w:t>Resource: Tyndale Open Study Notes</w:t>
       </w:r>
       <w:r>
         <w:rPr>
@@ -112,7 +112,7 @@
         <w:rPr>
           <w:lang w:val="id_ID" w:bidi="id_ID"/>
         </w:rPr>
-        <w:t>Study Notes - Themes (Tyndale)</w:t>
+        <w:t>Tyndale Open Study Notes</w:t>
       </w:r>
     </w:p>
     <w:p>

--- a/ind/docx/004.content.docx
+++ b/ind/docx/004.content.docx
@@ -19,7 +19,7 @@
         <w:rPr>
           <w:lang w:val="id_ID" w:bidi="id_ID"/>
         </w:rPr>
-        <w:t>Resource: Tyndale Open Study Notes</w:t>
+        <w:t>Resource: Aquifer Open Study Notes (Themes)</w:t>
       </w:r>
       <w:r>
         <w:rPr>
@@ -112,7 +112,7 @@
         <w:rPr>
           <w:lang w:val="id_ID" w:bidi="id_ID"/>
         </w:rPr>
-        <w:t>Tyndale Open Study Notes</w:t>
+        <w:t>Aquifer Open Study Notes (Themes)</w:t>
       </w:r>
     </w:p>
     <w:p>

--- a/ind/docx/004.content.docx
+++ b/ind/docx/004.content.docx
@@ -233,72 +233,48 @@
         </w:rPr>
         <w:t>Beberapa bagian Perjanjian Lama memiliki tema yang serupa dengan literatur apokaliptik Yahudi yang muncul di kemudian hari (</w:t>
       </w:r>
-      <w:hyperlink r:id="rId13">
-        <w:r>
-          <w:rPr>
-            <w:lang w:val="id_ID" w:bidi="id_ID"/>
-          </w:rPr>
-          <w:rPr>
-            <w:color w:val="0000EE"/>
-            <w:u w:val="single"/>
-          </w:rPr>
-          <w:t>Yes. 24–27</w:t>
-        </w:r>
-      </w:hyperlink>
+      <w:r>
+        <w:rPr>
+          <w:lang w:val="id_ID" w:bidi="id_ID"/>
+        </w:rPr>
+        <w:t>Yes. 24–27</w:t>
+      </w:r>
       <w:r>
         <w:rPr>
           <w:lang w:val="id_ID" w:bidi="id_ID"/>
         </w:rPr>
         <w:t xml:space="preserve">; </w:t>
       </w:r>
-      <w:hyperlink r:id="rId14">
-        <w:r>
-          <w:rPr>
-            <w:lang w:val="id_ID" w:bidi="id_ID"/>
-          </w:rPr>
-          <w:rPr>
-            <w:color w:val="0000EE"/>
-            <w:u w:val="single"/>
-          </w:rPr>
-          <w:t>Yeh. 38:1–39:29</w:t>
-        </w:r>
-      </w:hyperlink>
+      <w:r>
+        <w:rPr>
+          <w:lang w:val="id_ID" w:bidi="id_ID"/>
+        </w:rPr>
+        <w:t>Yeh. 38:1–39:29</w:t>
+      </w:r>
       <w:r>
         <w:rPr>
           <w:lang w:val="id_ID" w:bidi="id_ID"/>
         </w:rPr>
         <w:t xml:space="preserve">; </w:t>
       </w:r>
-      <w:hyperlink r:id="rId15">
-        <w:r>
-          <w:rPr>
-            <w:lang w:val="id_ID" w:bidi="id_ID"/>
-          </w:rPr>
-          <w:rPr>
-            <w:color w:val="0000EE"/>
-            <w:u w:val="single"/>
-          </w:rPr>
-          <w:t>Dan. 7–12</w:t>
-        </w:r>
-      </w:hyperlink>
+      <w:r>
+        <w:rPr>
+          <w:lang w:val="id_ID" w:bidi="id_ID"/>
+        </w:rPr>
+        <w:t>Dan. 7–12</w:t>
+      </w:r>
       <w:r>
         <w:rPr>
           <w:lang w:val="id_ID" w:bidi="id_ID"/>
         </w:rPr>
         <w:t xml:space="preserve">; </w:t>
       </w:r>
-      <w:hyperlink r:id="rId16">
-        <w:r>
-          <w:rPr>
-            <w:lang w:val="id_ID" w:bidi="id_ID"/>
-          </w:rPr>
-          <w:rPr>
-            <w:color w:val="0000EE"/>
-            <w:u w:val="single"/>
-          </w:rPr>
-          <w:t>Za. 9–14</w:t>
-        </w:r>
-      </w:hyperlink>
+      <w:r>
+        <w:rPr>
+          <w:lang w:val="id_ID" w:bidi="id_ID"/>
+        </w:rPr>
+        <w:t>Za. 9–14</w:t>
+      </w:r>
       <w:r>
         <w:rPr>
           <w:lang w:val="id_ID" w:bidi="id_ID"/>
@@ -424,54 +400,36 @@
           <w:lang w:val="id_ID" w:bidi="id_ID"/>
         </w:rPr>
       </w:r>
-      <w:hyperlink r:id="rId17">
-        <w:r>
-          <w:rPr>
-            <w:lang w:val="id_ID" w:bidi="id_ID"/>
-          </w:rPr>
-          <w:rPr>
-            <w:color w:val="0000EE"/>
-            <w:u w:val="single"/>
-          </w:rPr>
-          <w:t>Yeh. 38:1–39:24</w:t>
-        </w:r>
-      </w:hyperlink>
+      <w:r>
+        <w:rPr>
+          <w:lang w:val="id_ID" w:bidi="id_ID"/>
+        </w:rPr>
+        <w:t>Yeh. 38:1–39:24</w:t>
+      </w:r>
       <w:r>
         <w:rPr>
           <w:lang w:val="id_ID" w:bidi="id_ID"/>
         </w:rPr>
         <w:t xml:space="preserve">; </w:t>
       </w:r>
-      <w:hyperlink r:id="rId15">
-        <w:r>
-          <w:rPr>
-            <w:lang w:val="id_ID" w:bidi="id_ID"/>
-          </w:rPr>
-          <w:rPr>
-            <w:color w:val="0000EE"/>
-            <w:u w:val="single"/>
-          </w:rPr>
-          <w:t>Dan. 7:1–12:13</w:t>
-        </w:r>
-      </w:hyperlink>
+      <w:r>
+        <w:rPr>
+          <w:lang w:val="id_ID" w:bidi="id_ID"/>
+        </w:rPr>
+        <w:t>Dan. 7:1–12:13</w:t>
+      </w:r>
       <w:r>
         <w:rPr>
           <w:lang w:val="id_ID" w:bidi="id_ID"/>
         </w:rPr>
         <w:t xml:space="preserve">; </w:t>
       </w:r>
-      <w:hyperlink r:id="rId16">
-        <w:r>
-          <w:rPr>
-            <w:lang w:val="id_ID" w:bidi="id_ID"/>
-          </w:rPr>
-          <w:rPr>
-            <w:color w:val="0000EE"/>
-            <w:u w:val="single"/>
-          </w:rPr>
-          <w:t>Za. 9:1–14:21</w:t>
-        </w:r>
-      </w:hyperlink>
+      <w:r>
+        <w:rPr>
+          <w:lang w:val="id_ID" w:bidi="id_ID"/>
+        </w:rPr>
+        <w:t>Za. 9:1–14:21</w:t>
+      </w:r>
       <w:r>
         <w:rPr>
           <w:lang w:val="id_ID" w:bidi="id_ID"/>
